--- a/tillsyn/A 50427-2025 tillsynsbegäran.docx
+++ b/tillsyn/A 50427-2025 tillsynsbegäran.docx
@@ -229,7 +229,7 @@
     <w:r>
       <w:tab/>
       <w:tab/>
-      <w:t>2025-10-16</w:t>
+      <w:t>2025-10-17</w:t>
       <w:br/>
       <w:br/>
     </w:r>

--- a/tillsyn/A 50427-2025 tillsynsbegäran.docx
+++ b/tillsyn/A 50427-2025 tillsynsbegäran.docx
@@ -229,7 +229,7 @@
     <w:r>
       <w:tab/>
       <w:tab/>
-      <w:t>2025-10-17</w:t>
+      <w:t>2025-10-18</w:t>
       <w:br/>
       <w:br/>
     </w:r>

--- a/tillsyn/A 50427-2025 tillsynsbegäran.docx
+++ b/tillsyn/A 50427-2025 tillsynsbegäran.docx
@@ -229,7 +229,7 @@
     <w:r>
       <w:tab/>
       <w:tab/>
-      <w:t>2025-10-18</w:t>
+      <w:t>2025-10-19</w:t>
       <w:br/>
       <w:br/>
     </w:r>

--- a/tillsyn/A 50427-2025 tillsynsbegäran.docx
+++ b/tillsyn/A 50427-2025 tillsynsbegäran.docx
@@ -229,7 +229,7 @@
     <w:r>
       <w:tab/>
       <w:tab/>
-      <w:t>2025-10-19</w:t>
+      <w:t>2025-10-20</w:t>
       <w:br/>
       <w:br/>
     </w:r>

--- a/tillsyn/A 50427-2025 tillsynsbegäran.docx
+++ b/tillsyn/A 50427-2025 tillsynsbegäran.docx
@@ -229,7 +229,7 @@
     <w:r>
       <w:tab/>
       <w:tab/>
-      <w:t>2025-10-20</w:t>
+      <w:t>2025-10-21</w:t>
       <w:br/>
       <w:br/>
     </w:r>

--- a/tillsyn/A 50427-2025 tillsynsbegäran.docx
+++ b/tillsyn/A 50427-2025 tillsynsbegäran.docx
@@ -229,7 +229,7 @@
     <w:r>
       <w:tab/>
       <w:tab/>
-      <w:t>2025-10-21</w:t>
+      <w:t>2025-10-22</w:t>
       <w:br/>
       <w:br/>
     </w:r>

--- a/tillsyn/A 50427-2025 tillsynsbegäran.docx
+++ b/tillsyn/A 50427-2025 tillsynsbegäran.docx
@@ -229,7 +229,7 @@
     <w:r>
       <w:tab/>
       <w:tab/>
-      <w:t>2025-10-22</w:t>
+      <w:t>2025-10-23</w:t>
       <w:br/>
       <w:br/>
     </w:r>

--- a/tillsyn/A 50427-2025 tillsynsbegäran.docx
+++ b/tillsyn/A 50427-2025 tillsynsbegäran.docx
@@ -229,7 +229,7 @@
     <w:r>
       <w:tab/>
       <w:tab/>
-      <w:t>2025-10-23</w:t>
+      <w:t>2025-10-24</w:t>
       <w:br/>
       <w:br/>
     </w:r>

--- a/tillsyn/A 50427-2025 tillsynsbegäran.docx
+++ b/tillsyn/A 50427-2025 tillsynsbegäran.docx
@@ -229,7 +229,7 @@
     <w:r>
       <w:tab/>
       <w:tab/>
-      <w:t>2025-10-24</w:t>
+      <w:t>2025-10-25</w:t>
       <w:br/>
       <w:br/>
     </w:r>

--- a/tillsyn/A 50427-2025 tillsynsbegäran.docx
+++ b/tillsyn/A 50427-2025 tillsynsbegäran.docx
@@ -229,7 +229,7 @@
     <w:r>
       <w:tab/>
       <w:tab/>
-      <w:t>2025-10-25</w:t>
+      <w:t>2025-10-26</w:t>
       <w:br/>
       <w:br/>
     </w:r>

--- a/tillsyn/A 50427-2025 tillsynsbegäran.docx
+++ b/tillsyn/A 50427-2025 tillsynsbegäran.docx
@@ -7,7 +7,7 @@
         <w:pStyle w:val="Title"/>
       </w:pPr>
       <w:r>
-        <w:t>Tillsynsbegäran – information om höga naturvärden i avverkningsanmälan A 50427-2025 i Bodens kommun</w:t>
+        <w:t>Tillsynsbegäran – information om höga naturvärden och fridlysta arter i avverkningsanmälan A 50427-2025 i Bodens kommun</w:t>
       </w:r>
     </w:p>
     <w:p>
@@ -22,7 +22,7 @@
     </w:p>
     <w:p>
       <w:r>
-        <w:t>Nedan beskrivs fynd av naturvårdsarter som gjorts i det avverkningsanmälda området.</w:t>
+        <w:t>Nedan beskrivs fynd av naturvårdsarter och fridlysta arter som gjorts i det avverkningsanmälda området. I BILAGA 1 finns artfakta om fridlysta arter.</w:t>
       </w:r>
     </w:p>
     <w:p>
@@ -35,7 +35,7 @@
     </w:p>
     <w:p>
       <w:r>
-        <w:t>I avverkningsanmälan har följande 1 naturvårdsarter hittats: granticka (NT). Av dessa är 1 rödlistade. För rödlistade arter har rödlistekategorin angivits inom parentes.</w:t>
+        <w:t>I avverkningsanmälan har följande 5 naturvårdsarter hittats: gammelgransskål (NT), granticka (NT), järpe (NT, §4), spillkråka (NT, §4) och tretåig hackspett (NT, §4). Av dessa är 5 rödlistade. För rödlistade arter har rödlistekategorin angivits inom parentes. För fridlysta arter anges även paragrafen i Artskyddsförordningen som arten är fridlyst enligt.</w:t>
       </w:r>
     </w:p>
     <w:p>
@@ -50,7 +50,7 @@
       <w:r>
         <w:drawing>
           <wp:inline xmlns:a="http://schemas.openxmlformats.org/drawingml/2006/main" xmlns:pic="http://schemas.openxmlformats.org/drawingml/2006/picture">
-            <wp:extent cx="5486400" cy="5168324"/>
+            <wp:extent cx="5486400" cy="5019139"/>
             <wp:docPr id="1" name="Picture 1"/>
             <wp:cNvGraphicFramePr>
               <a:graphicFrameLocks noChangeAspect="1"/>
@@ -71,7 +71,7 @@
                   <pic:spPr>
                     <a:xfrm>
                       <a:off x="0" y="0"/>
-                      <a:ext cx="5486400" cy="5168324"/>
+                      <a:ext cx="5486400" cy="5019139"/>
                     </a:xfrm>
                     <a:prstGeom prst="rect"/>
                   </pic:spPr>
@@ -95,10 +95,342 @@
         <w:rPr>
           <w:b/>
         </w:rPr>
+        <w:t>Gammelgransskål (NT)</w:t>
+      </w:r>
+      <w:r>
+        <w:t xml:space="preserve"> är en liten skålsvamp som växer på gamla granar med skrovlig bark. Typiska växtplatser är gransumpskog i myrkanter, bäckdråg, bäckraviner och skuggiga bergssluttningar, men också skog på torrare mark kan hysa arten om beståndet har stark naturskogskaraktär. Bestånd med arten bör behandlas som nyckelbiotoper och sparas vid en slutavverkning. Även gallring bör undvikas (SLU Artdatabanken, 2024; Nitare &amp; Skogsstyrelsen, 2019).</w:t>
+      </w:r>
+    </w:p>
+    <w:p>
+      <w:r>
+        <w:rPr>
+          <w:b/>
+        </w:rPr>
         <w:t>Granticka (NT)</w:t>
       </w:r>
       <w:r>
         <w:t xml:space="preserve"> förekommer främst i äldre skogar med naturskogskaraktär, liksom i dimensionsavverkade och plockhuggna skogar. I äldre grannaturskog i norra Sverige är den alltjämt en förhållandevis vanlig karaktärsart, medan den längre söderut blir allt mer sällsynt. I Götaland och delar av Svealand är den en god signalart för skyddsvärda granskogsmiljöer. Arten bedöms ha minskat starkt under senare år på grund av skogsavverkningar, då den framför allt växer i äldre granskog med långvarig grankontinuitet. I urskogsliknande bestånd i norra Sverige kan ibland påträffas den mycket sällsynta tickan grantickeporing (VU), som lever på döda grantickor (SLU Artdatabanken, 2024; Nitare &amp; Skogsstyrelsen, 2019).</w:t>
+      </w:r>
+    </w:p>
+    <w:p>
+      <w:pPr>
+        <w:pStyle w:val="Heading1"/>
+      </w:pPr>
+      <w:r>
+        <w:t>Fridlysta arter</w:t>
+      </w:r>
+    </w:p>
+    <w:p>
+      <w:r>
+        <w:t>Följande fridlysta arter har sina livsmiljöer och växtplatser i den avverkningsanmälda skogen: järpe (NT, §4), spillkråka (NT, §4) och tretåig hackspett (NT, §4).</w:t>
+      </w:r>
+    </w:p>
+    <w:p>
+      <w:r>
+        <w:t xml:space="preserve">Observera att medlemsländerna är skyldiga att agera i enlighet med EU:s fågeldirektiv där det uttryckligen står att direktivet gäller för fåglar samt för deras ägg, bon och </w:t>
+      </w:r>
+      <w:r>
+        <w:rPr>
+          <w:b/>
+        </w:rPr>
+        <w:t xml:space="preserve">livsmiljöer </w:t>
+      </w:r>
+      <w:r>
+        <w:t>(artikel 1). Vidare att de åtgärder som vidtas inte får leda till en försämring av den nuvarande situationen beträffande bevarandet av de fågelarter som avses i artikel 1 (artikel 13). Fågeldirektivet är styrande för tillsynsansvariga myndigheters ärendehantering, ställningstaganden och beslutsfattande.</w:t>
+      </w:r>
+    </w:p>
+    <w:p>
+      <w:r>
+        <w:rPr>
+          <w:b/>
+        </w:rPr>
+        <w:t>Järpe (NT, §4)</w:t>
+      </w:r>
+      <w:r>
+        <w:t>, rödlistad som nära hotad och prioriterad art i Skogsvårdslagen har häckningsrevir i avverkningsanmälan. Arten har minskat med 25 (10–40) % under de senaste 12 åren och är mycket stationär inom sitt revir som är minst 25 hektar stort. Dess livsmiljöer utgörs av tät barrskog med inblandning av lövträd och en väl utvecklad flerskiktad struktur med bärris och yngre eller undertryckta, täta granar i ett lägre skikt, ofta utmed bäckar och åar inne i den skyddande granskogen. Järpen överlever inte om dess livsmiljö kalavverkas och är även känslig för röjning, gallring och avverkning där unga granar och lövträd inte sparas i tillräcklig omfattning (SLU Artdatabanken, 2022).</w:t>
+      </w:r>
+    </w:p>
+    <w:p>
+      <w:r>
+        <w:rPr>
+          <w:b/>
+        </w:rPr>
+        <w:t>Spillkråka (NT, §4)</w:t>
+      </w:r>
+      <w:r>
+        <w:t xml:space="preserve"> är rödlistad som nära hotad och ingår i bilaga 1 i EU:s fågeldirektiv. Den minskar i population på grund av minskad tillgång på lämpliga bo- och födoträd och minskad födotillgång. Spillkråkans minskningstakt har uppgått till 19 (24–10) % under de senaste 15 åren. Minskningstakten för den svenska populationen bedöms vara nära gränsvärdet för Sårbar (VU) (A2bc). Skogsbruk med korta omloppstider och täta, homogena ungskogar utgör det största hotet, (SLU Artdatabanken, 2023).</w:t>
+      </w:r>
+    </w:p>
+    <w:p>
+      <w:r>
+        <w:rPr>
+          <w:b/>
+        </w:rPr>
+        <w:t>Tretåig hackspett (NT, §4)</w:t>
+      </w:r>
+      <w:r>
+        <w:t xml:space="preserve"> är rödlistad som nära hotad och ingår i bilaga 1 i EU:s fågeldirektiv. Tretåig hackspett är för sin överlevnad beroende av kontinuerlig tillförsel av äldre döende och död ved, som sker genom naturliga självgallringsprocesser i äldre grannaturskogar och barrblandade naturskogar. Om en skog genom skogsbruk gallras eller glesas ur så upphör och uteblir i stort sett den naturliga självgallringsprocessen för mycket lång tid framöver vilket omöjliggör upprätthållandet av den kontinuerliga ekologiska funktionen i ett område. Det finns studier som visar att naturskogens självgallringsprocess som den tretåiga hackspetten är beroende av, inte kan ersättas med efterlämnad hänsyn i skogsbruket (Imbeau &amp; Desrochers, 2002). Storleken på häckningsreviret varierar med skogstypen, förekomsten av död ved och graden av fragmentering, men är i allmänhet i storleksordningen 25–100 hektar. Vintertid krävs ofta betydligt större områden och det finns studier som antyder att arten behöver minst 100 hektar äldre skog. I områden med låg bonitet kan det behövas över 200 hektar lämpligt habitat för att ett par ska kunna reproducera sig. Områden med dokumenterad permanent förekomst i naturskogsmiljöer har vanligen så stora naturvärden att skogsbruk är olämpligt (Skogsstyrelsen, 2016).</w:t>
+      </w:r>
+    </w:p>
+    <w:p>
+      <w:r>
+        <w:t>I BILAGA 1 finns mer detaljerad information om ekologi samt krav på livsmiljö hos fridlysta arter.</w:t>
+      </w:r>
+    </w:p>
+    <w:p>
+      <w:r>
+        <w:br w:type="page"/>
+      </w:r>
+    </w:p>
+    <w:p>
+      <w:pPr>
+        <w:pStyle w:val="Title"/>
+      </w:pPr>
+      <w:r>
+        <w:t>BILAGA 1 – Fridlysta arter</w:t>
+      </w:r>
+    </w:p>
+    <w:p>
+      <w:pPr>
+        <w:pStyle w:val="Heading1"/>
+      </w:pPr>
+      <w:r>
+        <w:t>Järpe – ekologi samt krav på livsmiljön</w:t>
+      </w:r>
+    </w:p>
+    <w:p>
+      <w:r>
+        <w:t>Järpe är rödlistad som nära hotad (NT), fridlyst enligt 4§ Artskyddsförordningen och prioriterad art i Skogsvårdslagen. Järpen, som minskat med 25 (10–40) % under de senaste 12 åren, har sina livsmiljöer i tät barrskog med inblandning av lövträd och en väl utvecklad flerskiktad struktur med bärris och yngre eller undertryckta, täta granar i ett lägre skikt, ofta utmed bäckar och åar inne i den skyddande granskogen.</w:t>
+      </w:r>
+    </w:p>
+    <w:p>
+      <w:r>
+        <w:t>Arten behöver lämpliga skogsbestånd om sammanlagt minst 25 hektar. Den är mycket stationär inom sitt revir och när ett par etablerat sig stannar de så länge miljön är intakt. Den undviker öppen mark och förﬂyttar sig sällan över större öppna myrar eller åkermark, och är därför känslig för fragmentering. Järpen överlever inte om dess livsmiljö kalavverkas och är även känslig för röjning, gallring och avverkning där unga granar och lövträd inte sparas i tillräcklig omfattning (SLU Artdatabanken, 2022).</w:t>
+      </w:r>
+    </w:p>
+    <w:p>
+      <w:pPr>
+        <w:pStyle w:val="Heading2"/>
+      </w:pPr>
+      <w:r>
+        <w:t>Referenser – järpe</w:t>
+      </w:r>
+    </w:p>
+    <w:p>
+      <w:r>
+        <w:t xml:space="preserve">SLU Artdatabanken, 2022. </w:t>
+      </w:r>
+      <w:r>
+        <w:rPr>
+          <w:i/>
+        </w:rPr>
+        <w:t xml:space="preserve">Artfaktablad. Naturvård – artfakta. </w:t>
+      </w:r>
+      <w:r>
+        <w:t>SLU Artdatabanken, Uppsala</w:t>
+      </w:r>
+    </w:p>
+    <w:p>
+      <w:pPr>
+        <w:pStyle w:val="Heading1"/>
+      </w:pPr>
+      <w:r>
+        <w:t>Spillkråka – ekologi samt krav på livsmiljön</w:t>
+      </w:r>
+    </w:p>
+    <w:p>
+      <w:r>
+        <w:t>Spillkråka (NT) är rödlistad som nära hotad, fridlyst enligt §4 Artskyddsförordningen och ingår i bilaga 1 i EU:s fågeldirektiv. Spillkråka lever i både barr- och blandskog liksom i ren lövskog. De tätaste populationerna tenderar att finnas i äldre, variationsrik blandskog med gott om död ved och gamla träd.</w:t>
+      </w:r>
+    </w:p>
+    <w:p>
+      <w:r>
+        <w:t>Varje par utnyttjar 400–1000 hektar skog beroende på skogens kvalitet. En minskning av populationen pågår på grund av minskad tillgång på lämpliga bo- och födoträd och minskad födotillgång. Spillkråkans minskningstakt har uppgått till 19 (24–10) % under de senaste 15 åren. Minskningstakten för den svenska populationen bedöms vara nära gränsvärdet för Sårbar (VU) (A2bc). Skogsbruk med korta omloppstider och täta, homogena ungskogar utgör det största hotet (Artdatabanken 2023).</w:t>
+      </w:r>
+    </w:p>
+    <w:p>
+      <w:pPr>
+        <w:pStyle w:val="Heading2"/>
+      </w:pPr>
+      <w:r>
+        <w:t>Referenser – spillkråka</w:t>
+      </w:r>
+    </w:p>
+    <w:p>
+      <w:r>
+        <w:t xml:space="preserve">SLU Artdatabanken, 2021. </w:t>
+      </w:r>
+      <w:r>
+        <w:rPr>
+          <w:i/>
+        </w:rPr>
+        <w:t xml:space="preserve">Artfaktablad. Naturvård – artfakta. </w:t>
+      </w:r>
+      <w:r>
+        <w:t>SLU Artdatabanken, Uppsala</w:t>
+      </w:r>
+    </w:p>
+    <w:p>
+      <w:pPr>
+        <w:pStyle w:val="Heading1"/>
+      </w:pPr>
+      <w:r>
+        <w:t>Tretåig hackspett – ekologi samt krav på livsmiljön</w:t>
+      </w:r>
+    </w:p>
+    <w:p>
+      <w:r>
+        <w:t xml:space="preserve">Tretåig hackspett (NT) är fridlyst enligt §4 Artskyddsförordningen och finns med som prioriterad art i Skogsstyrelsen vägledning för skogsbruket (bilaga 4 till SVL). I vägledningen står bland annat att: </w:t>
+      </w:r>
+      <w:r>
+        <w:rPr>
+          <w:i/>
+        </w:rPr>
+        <w:t xml:space="preserve">“Tretåig hackspett har stora arealkrav och höga krav på sin livsmiljö. Omdaningen av naturskogar till kulturskogar medför en förlust av viktiga miljöer, något som förstärks av ökad fragmentering till följd av avverkningar.” </w:t>
+      </w:r>
+      <w:r>
+        <w:t xml:space="preserve">Vidare att: </w:t>
+      </w:r>
+      <w:r>
+        <w:rPr>
+          <w:i/>
+        </w:rPr>
+        <w:t>“Områden med dokumenterad permanent förekomst i naturskogsmiljöer har vanligen så stora naturvärden att skogsbruk är olämpligt”.</w:t>
+      </w:r>
+    </w:p>
+    <w:p>
+      <w:r>
+        <w:t>Tretåig hackspett är beroende av större sammanhängande naturskogar med kontinuerlig tillgång och nybildning av död ved och fragmentering av livsmiljöerna utgör ett stort hot mot arten (se exempelvis Stachura-Skierczynska et al., 2009; Wesolowski et al., 2005; Butler et al., 2004; Pakkala et al., 2002; Amcoff et al., 1996; Virkkala, 1991). Det finns studier som visar att naturskogens självgallringsprocess som den tretåiga hackspetten är beroende av, inte kan ersättas med efterlämnad hänsyn i skogsbruket (Imbeau &amp; Desrochers, 2002).</w:t>
+      </w:r>
+    </w:p>
+    <w:p>
+      <w:r>
+        <w:t>Permanenta revir av tretåig hackspett karaktäriseras ofta av artens typiska ringformigt ordnade hackmärken på framför allt gamla granar. För att säkerställa att inte revir av tretåig hackspett drabbas av avverkningsplanerna bör en inventering göras i området både under häckningstid och under vintern, då arten utnyttjar betydligt större områden än under sommarens häckningsrevir. Storleken på häckningsreviret varierar med skogstypen, förekomsten av död ved och graden av fragmentering, men är i allmänhet i storleksordningen 25–100 hektar.</w:t>
+      </w:r>
+    </w:p>
+    <w:p>
+      <w:r>
+        <w:t>Förutom fridlysning enligt §4 Artskyddsförordningen är tretåig hackspett även förtecknad i EU:s fågeldirektiv bilaga 1. Den ingår också i Natura 2000 och är förtecknad i Bernkonventionen bilaga II (strikt skyddade djurarter).</w:t>
+      </w:r>
+    </w:p>
+    <w:p>
+      <w:pPr>
+        <w:pStyle w:val="Heading2"/>
+      </w:pPr>
+      <w:r>
+        <w:t>Referenser – tretåig hackspett</w:t>
+      </w:r>
+    </w:p>
+    <w:p>
+      <w:r>
+        <w:t xml:space="preserve">Amcoff, M. &amp; Eriksson, P. 1996. </w:t>
+      </w:r>
+      <w:r>
+        <w:rPr>
+          <w:i/>
+        </w:rPr>
+        <w:t xml:space="preserve">Förekomst av tretåig hackspett Picoides tridactylus på bestånds- och landskapsnivå. </w:t>
+      </w:r>
+      <w:r>
+        <w:t>Ornis Svecica 6: 107–119</w:t>
+      </w:r>
+    </w:p>
+    <w:p>
+      <w:r>
+        <w:t xml:space="preserve">Butler, R., Angelstam, P., Ekelund, P. &amp; Schlaeffer, R. 2004. </w:t>
+      </w:r>
+      <w:r>
+        <w:rPr>
+          <w:i/>
+        </w:rPr>
+        <w:t xml:space="preserve">Dead wood threshold values for the three-toed woodpecker presence in boreal and sub-Alpine forest. </w:t>
+      </w:r>
+      <w:r>
+        <w:t>Biological conservation 119(3): 305–318</w:t>
+      </w:r>
+    </w:p>
+    <w:p>
+      <w:r>
+        <w:t xml:space="preserve">Imbeau, L. &amp; Desrochers, A. 2002. </w:t>
+      </w:r>
+      <w:r>
+        <w:rPr>
+          <w:i/>
+        </w:rPr>
+        <w:t xml:space="preserve">Foraging Ecology and Use of Drumming Trees by Three-Toed Woodpeckers. </w:t>
+      </w:r>
+      <w:r>
+        <w:t>The Journal of Wildlife Management. Vol. 66, No. 1 (Jan., 2002), pp. 222–231.</w:t>
+      </w:r>
+    </w:p>
+    <w:p>
+      <w:r>
+        <w:t xml:space="preserve">Pakkala, T., Hanski, I. &amp; Tomppo, E. 2002. </w:t>
+      </w:r>
+      <w:r>
+        <w:rPr>
+          <w:i/>
+        </w:rPr>
+        <w:t xml:space="preserve">Spatial ecology of the three-toed woodpecker in managed forest landscapes. </w:t>
+      </w:r>
+      <w:r>
+        <w:t>Silva Fennica 36(1): 279–288.</w:t>
+      </w:r>
+    </w:p>
+    <w:p>
+      <w:r>
+        <w:t xml:space="preserve">Skogsstyrelsen, 2016. </w:t>
+      </w:r>
+      <w:r>
+        <w:rPr>
+          <w:i/>
+        </w:rPr>
+        <w:t xml:space="preserve">Vägledning för hänsyn till fåglar – Tretåig hackspett. </w:t>
+      </w:r>
+      <w:r>
+        <w:t>www.skogsstyrelsen.se</w:t>
+      </w:r>
+    </w:p>
+    <w:p>
+      <w:r>
+        <w:t xml:space="preserve">Stachura-Skierczynska, K., Tumiel, T. &amp; Skierczynski, M. 2009. </w:t>
+      </w:r>
+      <w:r>
+        <w:rPr>
+          <w:i/>
+        </w:rPr>
+        <w:t xml:space="preserve">Habitat prediction model for three-toed woodpecker and its implications for the conservation of biologically valuable forests. </w:t>
+      </w:r>
+      <w:r>
+        <w:t>Forest Ecology and Management 258(5): 697–703.</w:t>
+      </w:r>
+    </w:p>
+    <w:p>
+      <w:r>
+        <w:t xml:space="preserve">Virkkala, R. 1991. </w:t>
+      </w:r>
+      <w:r>
+        <w:rPr>
+          <w:i/>
+        </w:rPr>
+        <w:t xml:space="preserve">Population trends of forest birds in a Finnish Lapland landscape of large habitat blocks – Consequences of stochastic environmental variation or regional habitat alteration. </w:t>
+      </w:r>
+      <w:r>
+        <w:t>Biological conservation 56(2): 223–240</w:t>
+      </w:r>
+    </w:p>
+    <w:p>
+      <w:r>
+        <w:t xml:space="preserve">Wesolowski, T., Czeszczewik, D. &amp; Rowinski, P. 2005. </w:t>
+      </w:r>
+      <w:r>
+        <w:rPr>
+          <w:i/>
+        </w:rPr>
+        <w:t xml:space="preserve">Effects of forest management on Three-toed Woodpecker Picoides tridactylus distribution in the Bialowieza Forest (NE Poland): conservation implications. </w:t>
+      </w:r>
+      <w:r>
+        <w:t>Acta Ornithologica 40(1): 53–60.</w:t>
       </w:r>
     </w:p>
     <w:sectPr>
@@ -229,7 +561,7 @@
     <w:r>
       <w:tab/>
       <w:tab/>
-      <w:t>2025-10-26</w:t>
+      <w:t>2025-10-27</w:t>
       <w:br/>
       <w:br/>
     </w:r>

--- a/tillsyn/A 50427-2025 tillsynsbegäran.docx
+++ b/tillsyn/A 50427-2025 tillsynsbegäran.docx
@@ -561,7 +561,7 @@
     <w:r>
       <w:tab/>
       <w:tab/>
-      <w:t>2025-10-27</w:t>
+      <w:t>2025-10-28</w:t>
       <w:br/>
       <w:br/>
     </w:r>

--- a/tillsyn/A 50427-2025 tillsynsbegäran.docx
+++ b/tillsyn/A 50427-2025 tillsynsbegäran.docx
@@ -561,7 +561,7 @@
     <w:r>
       <w:tab/>
       <w:tab/>
-      <w:t>2025-10-28</w:t>
+      <w:t>2025-10-29</w:t>
       <w:br/>
       <w:br/>
     </w:r>

--- a/tillsyn/A 50427-2025 tillsynsbegäran.docx
+++ b/tillsyn/A 50427-2025 tillsynsbegäran.docx
@@ -561,7 +561,7 @@
     <w:r>
       <w:tab/>
       <w:tab/>
-      <w:t>2025-10-29</w:t>
+      <w:t>2025-10-30</w:t>
       <w:br/>
       <w:br/>
     </w:r>

--- a/tillsyn/A 50427-2025 tillsynsbegäran.docx
+++ b/tillsyn/A 50427-2025 tillsynsbegäran.docx
@@ -561,7 +561,7 @@
     <w:r>
       <w:tab/>
       <w:tab/>
-      <w:t>2025-10-30</w:t>
+      <w:t>2025-10-31</w:t>
       <w:br/>
       <w:br/>
     </w:r>

--- a/tillsyn/A 50427-2025 tillsynsbegäran.docx
+++ b/tillsyn/A 50427-2025 tillsynsbegäran.docx
@@ -12,7 +12,7 @@
     </w:p>
     <w:p>
       <w:r>
-        <w:t>Detta dokument behandlar höga naturvärden i avverkningsanmälan A 50427-2025 i Bodens kommun. Denna avverkningsanmälan inkom 2025-10-14 16:15:50 och omfattar 5,1 ha.</w:t>
+        <w:t>Detta dokument behandlar höga naturvärden i avverkningsanmälan A 50427-2025 i Bodens kommun. Denna avverkningsanmälan inkom 2025-10-14 00:00:00 och omfattar 5,1 ha.</w:t>
       </w:r>
     </w:p>
     <w:p>
@@ -561,7 +561,7 @@
     <w:r>
       <w:tab/>
       <w:tab/>
-      <w:t>2025-10-31</w:t>
+      <w:t>2025-11-01</w:t>
       <w:br/>
       <w:br/>
     </w:r>

--- a/tillsyn/A 50427-2025 tillsynsbegäran.docx
+++ b/tillsyn/A 50427-2025 tillsynsbegäran.docx
@@ -561,7 +561,7 @@
     <w:r>
       <w:tab/>
       <w:tab/>
-      <w:t>2025-11-01</w:t>
+      <w:t>2025-11-02</w:t>
       <w:br/>
       <w:br/>
     </w:r>

--- a/tillsyn/A 50427-2025 tillsynsbegäran.docx
+++ b/tillsyn/A 50427-2025 tillsynsbegäran.docx
@@ -561,7 +561,7 @@
     <w:r>
       <w:tab/>
       <w:tab/>
-      <w:t>2025-11-02</w:t>
+      <w:t>2025-11-03</w:t>
       <w:br/>
       <w:br/>
     </w:r>

--- a/tillsyn/A 50427-2025 tillsynsbegäran.docx
+++ b/tillsyn/A 50427-2025 tillsynsbegäran.docx
@@ -561,7 +561,7 @@
     <w:r>
       <w:tab/>
       <w:tab/>
-      <w:t>2025-11-03</w:t>
+      <w:t>2025-11-04</w:t>
       <w:br/>
       <w:br/>
     </w:r>

--- a/tillsyn/A 50427-2025 tillsynsbegäran.docx
+++ b/tillsyn/A 50427-2025 tillsynsbegäran.docx
@@ -561,7 +561,7 @@
     <w:r>
       <w:tab/>
       <w:tab/>
-      <w:t>2025-11-04</w:t>
+      <w:t>2025-11-05</w:t>
       <w:br/>
       <w:br/>
     </w:r>

--- a/tillsyn/A 50427-2025 tillsynsbegäran.docx
+++ b/tillsyn/A 50427-2025 tillsynsbegäran.docx
@@ -561,7 +561,7 @@
     <w:r>
       <w:tab/>
       <w:tab/>
-      <w:t>2025-11-05</w:t>
+      <w:t>2025-11-06</w:t>
       <w:br/>
       <w:br/>
     </w:r>

--- a/tillsyn/A 50427-2025 tillsynsbegäran.docx
+++ b/tillsyn/A 50427-2025 tillsynsbegäran.docx
@@ -561,7 +561,7 @@
     <w:r>
       <w:tab/>
       <w:tab/>
-      <w:t>2025-11-06</w:t>
+      <w:t>2025-11-07</w:t>
       <w:br/>
       <w:br/>
     </w:r>

--- a/tillsyn/A 50427-2025 tillsynsbegäran.docx
+++ b/tillsyn/A 50427-2025 tillsynsbegäran.docx
@@ -561,7 +561,7 @@
     <w:r>
       <w:tab/>
       <w:tab/>
-      <w:t>2025-11-07</w:t>
+      <w:t>2025-11-08</w:t>
       <w:br/>
       <w:br/>
     </w:r>

--- a/tillsyn/A 50427-2025 tillsynsbegäran.docx
+++ b/tillsyn/A 50427-2025 tillsynsbegäran.docx
@@ -561,7 +561,7 @@
     <w:r>
       <w:tab/>
       <w:tab/>
-      <w:t>2025-11-08</w:t>
+      <w:t>2025-11-09</w:t>
       <w:br/>
       <w:br/>
     </w:r>

--- a/tillsyn/A 50427-2025 tillsynsbegäran.docx
+++ b/tillsyn/A 50427-2025 tillsynsbegäran.docx
@@ -561,7 +561,7 @@
     <w:r>
       <w:tab/>
       <w:tab/>
-      <w:t>2025-11-09</w:t>
+      <w:t>2025-11-10</w:t>
       <w:br/>
       <w:br/>
     </w:r>

--- a/tillsyn/A 50427-2025 tillsynsbegäran.docx
+++ b/tillsyn/A 50427-2025 tillsynsbegäran.docx
@@ -561,7 +561,7 @@
     <w:r>
       <w:tab/>
       <w:tab/>
-      <w:t>2025-11-10</w:t>
+      <w:t>2025-11-11</w:t>
       <w:br/>
       <w:br/>
     </w:r>

--- a/tillsyn/A 50427-2025 tillsynsbegäran.docx
+++ b/tillsyn/A 50427-2025 tillsynsbegäran.docx
@@ -561,7 +561,7 @@
     <w:r>
       <w:tab/>
       <w:tab/>
-      <w:t>2025-11-11</w:t>
+      <w:t>2025-11-12</w:t>
       <w:br/>
       <w:br/>
     </w:r>

--- a/tillsyn/A 50427-2025 tillsynsbegäran.docx
+++ b/tillsyn/A 50427-2025 tillsynsbegäran.docx
@@ -561,7 +561,7 @@
     <w:r>
       <w:tab/>
       <w:tab/>
-      <w:t>2025-11-12</w:t>
+      <w:t>2025-11-13</w:t>
       <w:br/>
       <w:br/>
     </w:r>

--- a/tillsyn/A 50427-2025 tillsynsbegäran.docx
+++ b/tillsyn/A 50427-2025 tillsynsbegäran.docx
@@ -561,7 +561,7 @@
     <w:r>
       <w:tab/>
       <w:tab/>
-      <w:t>2025-11-13</w:t>
+      <w:t>2025-11-14</w:t>
       <w:br/>
       <w:br/>
     </w:r>

--- a/tillsyn/A 50427-2025 tillsynsbegäran.docx
+++ b/tillsyn/A 50427-2025 tillsynsbegäran.docx
@@ -561,7 +561,7 @@
     <w:r>
       <w:tab/>
       <w:tab/>
-      <w:t>2025-11-14</w:t>
+      <w:t>2025-11-15</w:t>
       <w:br/>
       <w:br/>
     </w:r>

--- a/tillsyn/A 50427-2025 tillsynsbegäran.docx
+++ b/tillsyn/A 50427-2025 tillsynsbegäran.docx
@@ -561,7 +561,7 @@
     <w:r>
       <w:tab/>
       <w:tab/>
-      <w:t>2025-11-15</w:t>
+      <w:t>2025-11-20</w:t>
       <w:br/>
       <w:br/>
     </w:r>

--- a/tillsyn/A 50427-2025 tillsynsbegäran.docx
+++ b/tillsyn/A 50427-2025 tillsynsbegäran.docx
@@ -561,7 +561,7 @@
     <w:r>
       <w:tab/>
       <w:tab/>
-      <w:t>2025-11-20</w:t>
+      <w:t>2025-11-21</w:t>
       <w:br/>
       <w:br/>
     </w:r>

--- a/tillsyn/A 50427-2025 tillsynsbegäran.docx
+++ b/tillsyn/A 50427-2025 tillsynsbegäran.docx
@@ -561,7 +561,7 @@
     <w:r>
       <w:tab/>
       <w:tab/>
-      <w:t>2025-11-21</w:t>
+      <w:t>2025-11-22</w:t>
       <w:br/>
       <w:br/>
     </w:r>

--- a/tillsyn/A 50427-2025 tillsynsbegäran.docx
+++ b/tillsyn/A 50427-2025 tillsynsbegäran.docx
@@ -561,7 +561,7 @@
     <w:r>
       <w:tab/>
       <w:tab/>
-      <w:t>2025-11-22</w:t>
+      <w:t>2025-11-23</w:t>
       <w:br/>
       <w:br/>
     </w:r>

--- a/tillsyn/A 50427-2025 tillsynsbegäran.docx
+++ b/tillsyn/A 50427-2025 tillsynsbegäran.docx
@@ -561,7 +561,7 @@
     <w:r>
       <w:tab/>
       <w:tab/>
-      <w:t>2025-11-23</w:t>
+      <w:t>2025-11-24</w:t>
       <w:br/>
       <w:br/>
     </w:r>

--- a/tillsyn/A 50427-2025 tillsynsbegäran.docx
+++ b/tillsyn/A 50427-2025 tillsynsbegäran.docx
@@ -561,7 +561,7 @@
     <w:r>
       <w:tab/>
       <w:tab/>
-      <w:t>2025-11-24</w:t>
+      <w:t>2025-11-25</w:t>
       <w:br/>
       <w:br/>
     </w:r>

--- a/tillsyn/A 50427-2025 tillsynsbegäran.docx
+++ b/tillsyn/A 50427-2025 tillsynsbegäran.docx
@@ -561,7 +561,7 @@
     <w:r>
       <w:tab/>
       <w:tab/>
-      <w:t>2025-11-25</w:t>
+      <w:t>2025-11-26</w:t>
       <w:br/>
       <w:br/>
     </w:r>

--- a/tillsyn/A 50427-2025 tillsynsbegäran.docx
+++ b/tillsyn/A 50427-2025 tillsynsbegäran.docx
@@ -561,7 +561,7 @@
     <w:r>
       <w:tab/>
       <w:tab/>
-      <w:t>2025-11-26</w:t>
+      <w:t>2025-11-27</w:t>
       <w:br/>
       <w:br/>
     </w:r>

--- a/tillsyn/A 50427-2025 tillsynsbegäran.docx
+++ b/tillsyn/A 50427-2025 tillsynsbegäran.docx
@@ -561,7 +561,7 @@
     <w:r>
       <w:tab/>
       <w:tab/>
-      <w:t>2025-11-27</w:t>
+      <w:t>2025-11-28</w:t>
       <w:br/>
       <w:br/>
     </w:r>

--- a/tillsyn/A 50427-2025 tillsynsbegäran.docx
+++ b/tillsyn/A 50427-2025 tillsynsbegäran.docx
@@ -561,7 +561,7 @@
     <w:r>
       <w:tab/>
       <w:tab/>
-      <w:t>2025-11-28</w:t>
+      <w:t>2025-11-29</w:t>
       <w:br/>
       <w:br/>
     </w:r>

--- a/tillsyn/A 50427-2025 tillsynsbegäran.docx
+++ b/tillsyn/A 50427-2025 tillsynsbegäran.docx
@@ -561,7 +561,7 @@
     <w:r>
       <w:tab/>
       <w:tab/>
-      <w:t>2025-11-29</w:t>
+      <w:t>2025-11-30</w:t>
       <w:br/>
       <w:br/>
     </w:r>

--- a/tillsyn/A 50427-2025 tillsynsbegäran.docx
+++ b/tillsyn/A 50427-2025 tillsynsbegäran.docx
@@ -561,7 +561,7 @@
     <w:r>
       <w:tab/>
       <w:tab/>
-      <w:t>2025-11-30</w:t>
+      <w:t>2025-12-01</w:t>
       <w:br/>
       <w:br/>
     </w:r>

--- a/tillsyn/A 50427-2025 tillsynsbegäran.docx
+++ b/tillsyn/A 50427-2025 tillsynsbegäran.docx
@@ -561,7 +561,7 @@
     <w:r>
       <w:tab/>
       <w:tab/>
-      <w:t>2025-12-01</w:t>
+      <w:t>2025-12-02</w:t>
       <w:br/>
       <w:br/>
     </w:r>

--- a/tillsyn/A 50427-2025 tillsynsbegäran.docx
+++ b/tillsyn/A 50427-2025 tillsynsbegäran.docx
@@ -561,7 +561,7 @@
     <w:r>
       <w:tab/>
       <w:tab/>
-      <w:t>2025-12-02</w:t>
+      <w:t>2025-12-03</w:t>
       <w:br/>
       <w:br/>
     </w:r>

--- a/tillsyn/A 50427-2025 tillsynsbegäran.docx
+++ b/tillsyn/A 50427-2025 tillsynsbegäran.docx
@@ -561,7 +561,7 @@
     <w:r>
       <w:tab/>
       <w:tab/>
-      <w:t>2025-12-03</w:t>
+      <w:t>2025-12-04</w:t>
       <w:br/>
       <w:br/>
     </w:r>

--- a/tillsyn/A 50427-2025 tillsynsbegäran.docx
+++ b/tillsyn/A 50427-2025 tillsynsbegäran.docx
@@ -561,7 +561,7 @@
     <w:r>
       <w:tab/>
       <w:tab/>
-      <w:t>2025-12-04</w:t>
+      <w:t>2025-12-05</w:t>
       <w:br/>
       <w:br/>
     </w:r>

--- a/tillsyn/A 50427-2025 tillsynsbegäran.docx
+++ b/tillsyn/A 50427-2025 tillsynsbegäran.docx
@@ -561,7 +561,7 @@
     <w:r>
       <w:tab/>
       <w:tab/>
-      <w:t>2025-12-05</w:t>
+      <w:t>2025-12-06</w:t>
       <w:br/>
       <w:br/>
     </w:r>

--- a/tillsyn/A 50427-2025 tillsynsbegäran.docx
+++ b/tillsyn/A 50427-2025 tillsynsbegäran.docx
@@ -561,7 +561,7 @@
     <w:r>
       <w:tab/>
       <w:tab/>
-      <w:t>2025-12-06</w:t>
+      <w:t>2025-12-07</w:t>
       <w:br/>
       <w:br/>
     </w:r>

--- a/tillsyn/A 50427-2025 tillsynsbegäran.docx
+++ b/tillsyn/A 50427-2025 tillsynsbegäran.docx
@@ -561,7 +561,7 @@
     <w:r>
       <w:tab/>
       <w:tab/>
-      <w:t>2025-12-07</w:t>
+      <w:t>2025-12-08</w:t>
       <w:br/>
       <w:br/>
     </w:r>

--- a/tillsyn/A 50427-2025 tillsynsbegäran.docx
+++ b/tillsyn/A 50427-2025 tillsynsbegäran.docx
@@ -561,7 +561,7 @@
     <w:r>
       <w:tab/>
       <w:tab/>
-      <w:t>2025-12-08</w:t>
+      <w:t>2025-12-09</w:t>
       <w:br/>
       <w:br/>
     </w:r>

--- a/tillsyn/A 50427-2025 tillsynsbegäran.docx
+++ b/tillsyn/A 50427-2025 tillsynsbegäran.docx
@@ -561,7 +561,7 @@
     <w:r>
       <w:tab/>
       <w:tab/>
-      <w:t>2025-12-09</w:t>
+      <w:t>2025-12-10</w:t>
       <w:br/>
       <w:br/>
     </w:r>

--- a/tillsyn/A 50427-2025 tillsynsbegäran.docx
+++ b/tillsyn/A 50427-2025 tillsynsbegäran.docx
@@ -561,7 +561,7 @@
     <w:r>
       <w:tab/>
       <w:tab/>
-      <w:t>2025-12-10</w:t>
+      <w:t>2025-12-11</w:t>
       <w:br/>
       <w:br/>
     </w:r>

--- a/tillsyn/A 50427-2025 tillsynsbegäran.docx
+++ b/tillsyn/A 50427-2025 tillsynsbegäran.docx
@@ -561,7 +561,7 @@
     <w:r>
       <w:tab/>
       <w:tab/>
-      <w:t>2025-12-11</w:t>
+      <w:t>2025-12-12</w:t>
       <w:br/>
       <w:br/>
     </w:r>

--- a/tillsyn/A 50427-2025 tillsynsbegäran.docx
+++ b/tillsyn/A 50427-2025 tillsynsbegäran.docx
@@ -561,7 +561,7 @@
     <w:r>
       <w:tab/>
       <w:tab/>
-      <w:t>2025-12-12</w:t>
+      <w:t>2025-12-13</w:t>
       <w:br/>
       <w:br/>
     </w:r>

--- a/tillsyn/A 50427-2025 tillsynsbegäran.docx
+++ b/tillsyn/A 50427-2025 tillsynsbegäran.docx
@@ -561,7 +561,7 @@
     <w:r>
       <w:tab/>
       <w:tab/>
-      <w:t>2025-12-19</w:t>
+      <w:t>2025-12-20</w:t>
       <w:br/>
       <w:br/>
     </w:r>

--- a/tillsyn/A 50427-2025 tillsynsbegäran.docx
+++ b/tillsyn/A 50427-2025 tillsynsbegäran.docx
@@ -561,7 +561,7 @@
     <w:r>
       <w:tab/>
       <w:tab/>
-      <w:t>2025-12-20</w:t>
+      <w:t>2025-12-21</w:t>
       <w:br/>
       <w:br/>
     </w:r>

--- a/tillsyn/A 50427-2025 tillsynsbegäran.docx
+++ b/tillsyn/A 50427-2025 tillsynsbegäran.docx
@@ -561,7 +561,7 @@
     <w:r>
       <w:tab/>
       <w:tab/>
-      <w:t>2025-12-21</w:t>
+      <w:t>2025-12-22</w:t>
       <w:br/>
       <w:br/>
     </w:r>

--- a/tillsyn/A 50427-2025 tillsynsbegäran.docx
+++ b/tillsyn/A 50427-2025 tillsynsbegäran.docx
@@ -561,7 +561,7 @@
     <w:r>
       <w:tab/>
       <w:tab/>
-      <w:t>2025-12-22</w:t>
+      <w:t>2025-12-26</w:t>
       <w:br/>
       <w:br/>
     </w:r>

--- a/tillsyn/A 50427-2025 tillsynsbegäran.docx
+++ b/tillsyn/A 50427-2025 tillsynsbegäran.docx
@@ -147,7 +147,7 @@
         <w:t>Järpe (NT, §4)</w:t>
       </w:r>
       <w:r>
-        <w:t>, rödlistad som nära hotad och prioriterad art i Skogsvårdslagen har häckningsrevir i avverkningsanmälan. Arten har minskat med 25 (10–40) % under de senaste 12 åren och är mycket stationär inom sitt revir som är minst 25 hektar stort. Dess livsmiljöer utgörs av tät barrskog med inblandning av lövträd och en väl utvecklad flerskiktad struktur med bärris och yngre eller undertryckta, täta granar i ett lägre skikt, ofta utmed bäckar och åar inne i den skyddande granskogen. Järpen överlever inte om dess livsmiljö kalavverkas och är även känslig för röjning, gallring och avverkning där unga granar och lövträd inte sparas i tillräcklig omfattning (SLU Artdatabanken, 2022).</w:t>
+        <w:t>, som är rödlistad som nära hotad och upptagen i bilaga 1 och 2 EU:s fågeldirektiv, har häckningsrevir i avverkningsanmälan. Arten har minskat med 25 (10–40) % under de senaste 12 åren och är mycket stationär inom sitt revir som är minst 25 hektar stort. Dess livsmiljöer utgörs av tät barrskog med inblandning av lövträd och en väl utvecklad flerskiktad struktur med bärris och yngre eller undertryckta, täta granar i ett lägre skikt, ofta utmed bäckar och åar inne i den skyddande granskogen. Järpen överlever inte om dess livsmiljö kalavverkas och är även känslig för röjning, gallring och avverkning där unga granar och lövträd inte sparas i tillräcklig omfattning. Minskningstakten för den svenska populationen bedöms vara nära gränsvärdet för Sårbar (VU). (A2b)  (SLU Artdatabanken, 2022).</w:t>
       </w:r>
     </w:p>
     <w:p>
@@ -200,12 +200,12 @@
     </w:p>
     <w:p>
       <w:r>
-        <w:t>Järpe är rödlistad som nära hotad (NT), fridlyst enligt 4§ Artskyddsförordningen och prioriterad art i Skogsvårdslagen. Järpen, som minskat med 25 (10–40) % under de senaste 12 åren, har sina livsmiljöer i tät barrskog med inblandning av lövträd och en väl utvecklad flerskiktad struktur med bärris och yngre eller undertryckta, täta granar i ett lägre skikt, ofta utmed bäckar och åar inne i den skyddande granskogen.</w:t>
+        <w:t>Järpe är rödlistad som nära hotad (NT), fridlyst enligt 4§ Artskyddsförordningen och upptagen i bilaga 1 och 2 EU:s fågeldirektiv. Järpen, som minskat med 25 (10–40) % under de senaste 12 åren, har sina livsmiljöer i tät barrskog med inblandning av lövträd och en väl utvecklad flerskiktad struktur med bärris och yngre eller undertryckta, täta granar i ett lägre skikt, ofta utmed bäckar och åar inne i den skyddande granskogen (SLU Artdatabanken, 2022).</w:t>
       </w:r>
     </w:p>
     <w:p>
       <w:r>
-        <w:t>Arten behöver lämpliga skogsbestånd om sammanlagt minst 25 hektar. Den är mycket stationär inom sitt revir och när ett par etablerat sig stannar de så länge miljön är intakt. Den undviker öppen mark och förﬂyttar sig sällan över större öppna myrar eller åkermark, och är därför känslig för fragmentering. Järpen överlever inte om dess livsmiljö kalavverkas och är även känslig för röjning, gallring och avverkning där unga granar och lövträd inte sparas i tillräcklig omfattning (SLU Artdatabanken, 2022).</w:t>
+        <w:t>Arten behöver lämpliga skogsbestånd om sammanlagt minst 25 hektar. Den är mycket stationär inom sitt revir och när ett par etablerat sig stannar de så länge miljön är intakt. Den undviker öppen mark och förﬂyttar sig sällan över större öppna myrar eller åkermark, och är därför känslig för fragmentering. Järpen överlever inte om dess livsmiljö kalavverkas och är även känslig för röjning, gallring och avverkning där unga granar och lövträd inte sparas i tillräcklig omfattning. Minskningstakten för den svenska populationen bedöms vara nära gränsvärdet för Sårbar (VU). (A2b)  (SLU Artdatabanken, 2022).</w:t>
       </w:r>
     </w:p>
     <w:p>
@@ -561,7 +561,7 @@
     <w:r>
       <w:tab/>
       <w:tab/>
-      <w:t>2026-01-03</w:t>
+      <w:t>2026-01-04</w:t>
       <w:br/>
       <w:br/>
     </w:r>

--- a/tillsyn/A 50427-2025 tillsynsbegäran.docx
+++ b/tillsyn/A 50427-2025 tillsynsbegäran.docx
@@ -561,7 +561,7 @@
     <w:r>
       <w:tab/>
       <w:tab/>
-      <w:t>2026-01-07</w:t>
+      <w:t>2026-01-08</w:t>
       <w:br/>
       <w:br/>
     </w:r>

--- a/tillsyn/A 50427-2025 tillsynsbegäran.docx
+++ b/tillsyn/A 50427-2025 tillsynsbegäran.docx
@@ -561,7 +561,7 @@
     <w:r>
       <w:tab/>
       <w:tab/>
-      <w:t>2026-01-08</w:t>
+      <w:t>2026-01-09</w:t>
       <w:br/>
       <w:br/>
     </w:r>

--- a/tillsyn/A 50427-2025 tillsynsbegäran.docx
+++ b/tillsyn/A 50427-2025 tillsynsbegäran.docx
@@ -561,7 +561,7 @@
     <w:r>
       <w:tab/>
       <w:tab/>
-      <w:t>2026-01-09</w:t>
+      <w:t>2026-01-10</w:t>
       <w:br/>
       <w:br/>
     </w:r>

--- a/tillsyn/A 50427-2025 tillsynsbegäran.docx
+++ b/tillsyn/A 50427-2025 tillsynsbegäran.docx
@@ -561,7 +561,7 @@
     <w:r>
       <w:tab/>
       <w:tab/>
-      <w:t>2026-01-10</w:t>
+      <w:t>2026-01-11</w:t>
       <w:br/>
       <w:br/>
     </w:r>

--- a/tillsyn/A 50427-2025 tillsynsbegäran.docx
+++ b/tillsyn/A 50427-2025 tillsynsbegäran.docx
@@ -561,7 +561,7 @@
     <w:r>
       <w:tab/>
       <w:tab/>
-      <w:t>2026-01-11</w:t>
+      <w:t>2026-01-12</w:t>
       <w:br/>
       <w:br/>
     </w:r>

--- a/tillsyn/A 50427-2025 tillsynsbegäran.docx
+++ b/tillsyn/A 50427-2025 tillsynsbegäran.docx
@@ -561,7 +561,7 @@
     <w:r>
       <w:tab/>
       <w:tab/>
-      <w:t>2026-01-12</w:t>
+      <w:t>2026-01-13</w:t>
       <w:br/>
       <w:br/>
     </w:r>

--- a/tillsyn/A 50427-2025 tillsynsbegäran.docx
+++ b/tillsyn/A 50427-2025 tillsynsbegäran.docx
@@ -561,7 +561,7 @@
     <w:r>
       <w:tab/>
       <w:tab/>
-      <w:t>2026-01-13</w:t>
+      <w:t>2026-01-14</w:t>
       <w:br/>
       <w:br/>
     </w:r>

--- a/tillsyn/A 50427-2025 tillsynsbegäran.docx
+++ b/tillsyn/A 50427-2025 tillsynsbegäran.docx
@@ -561,7 +561,7 @@
     <w:r>
       <w:tab/>
       <w:tab/>
-      <w:t>2026-01-14</w:t>
+      <w:t>2026-01-15</w:t>
       <w:br/>
       <w:br/>
     </w:r>

--- a/tillsyn/A 50427-2025 tillsynsbegäran.docx
+++ b/tillsyn/A 50427-2025 tillsynsbegäran.docx
@@ -561,7 +561,7 @@
     <w:r>
       <w:tab/>
       <w:tab/>
-      <w:t>2026-01-15</w:t>
+      <w:t>2026-01-16</w:t>
       <w:br/>
       <w:br/>
     </w:r>

--- a/tillsyn/A 50427-2025 tillsynsbegäran.docx
+++ b/tillsyn/A 50427-2025 tillsynsbegäran.docx
@@ -561,7 +561,7 @@
     <w:r>
       <w:tab/>
       <w:tab/>
-      <w:t>2026-01-16</w:t>
+      <w:t>2026-01-17</w:t>
       <w:br/>
       <w:br/>
     </w:r>

--- a/tillsyn/A 50427-2025 tillsynsbegäran.docx
+++ b/tillsyn/A 50427-2025 tillsynsbegäran.docx
@@ -561,7 +561,7 @@
     <w:r>
       <w:tab/>
       <w:tab/>
-      <w:t>2026-01-17</w:t>
+      <w:t>2026-01-18</w:t>
       <w:br/>
       <w:br/>
     </w:r>

--- a/tillsyn/A 50427-2025 tillsynsbegäran.docx
+++ b/tillsyn/A 50427-2025 tillsynsbegäran.docx
@@ -561,7 +561,7 @@
     <w:r>
       <w:tab/>
       <w:tab/>
-      <w:t>2026-01-18</w:t>
+      <w:t>2026-01-19</w:t>
       <w:br/>
       <w:br/>
     </w:r>

--- a/tillsyn/A 50427-2025 tillsynsbegäran.docx
+++ b/tillsyn/A 50427-2025 tillsynsbegäran.docx
@@ -561,7 +561,7 @@
     <w:r>
       <w:tab/>
       <w:tab/>
-      <w:t>2026-01-19</w:t>
+      <w:t>2026-01-20</w:t>
       <w:br/>
       <w:br/>
     </w:r>

--- a/tillsyn/A 50427-2025 tillsynsbegäran.docx
+++ b/tillsyn/A 50427-2025 tillsynsbegäran.docx
@@ -561,7 +561,7 @@
     <w:r>
       <w:tab/>
       <w:tab/>
-      <w:t>2026-01-20</w:t>
+      <w:t>2026-01-21</w:t>
       <w:br/>
       <w:br/>
     </w:r>

--- a/tillsyn/A 50427-2025 tillsynsbegäran.docx
+++ b/tillsyn/A 50427-2025 tillsynsbegäran.docx
@@ -561,7 +561,7 @@
     <w:r>
       <w:tab/>
       <w:tab/>
-      <w:t>2026-01-21</w:t>
+      <w:t>2026-01-23</w:t>
       <w:br/>
       <w:br/>
     </w:r>

--- a/tillsyn/A 50427-2025 tillsynsbegäran.docx
+++ b/tillsyn/A 50427-2025 tillsynsbegäran.docx
@@ -561,7 +561,7 @@
     <w:r>
       <w:tab/>
       <w:tab/>
-      <w:t>2026-01-23</w:t>
+      <w:t>2026-01-24</w:t>
       <w:br/>
       <w:br/>
     </w:r>

--- a/tillsyn/A 50427-2025 tillsynsbegäran.docx
+++ b/tillsyn/A 50427-2025 tillsynsbegäran.docx
@@ -561,7 +561,7 @@
     <w:r>
       <w:tab/>
       <w:tab/>
-      <w:t>2026-01-24</w:t>
+      <w:t>2026-01-25</w:t>
       <w:br/>
       <w:br/>
     </w:r>

--- a/tillsyn/A 50427-2025 tillsynsbegäran.docx
+++ b/tillsyn/A 50427-2025 tillsynsbegäran.docx
@@ -561,7 +561,7 @@
     <w:r>
       <w:tab/>
       <w:tab/>
-      <w:t>2026-01-25</w:t>
+      <w:t>2026-01-26</w:t>
       <w:br/>
       <w:br/>
     </w:r>

--- a/tillsyn/A 50427-2025 tillsynsbegäran.docx
+++ b/tillsyn/A 50427-2025 tillsynsbegäran.docx
@@ -561,7 +561,7 @@
     <w:r>
       <w:tab/>
       <w:tab/>
-      <w:t>2026-01-26</w:t>
+      <w:t>2026-01-27</w:t>
       <w:br/>
       <w:br/>
     </w:r>

--- a/tillsyn/A 50427-2025 tillsynsbegäran.docx
+++ b/tillsyn/A 50427-2025 tillsynsbegäran.docx
@@ -561,7 +561,7 @@
     <w:r>
       <w:tab/>
       <w:tab/>
-      <w:t>2026-01-27</w:t>
+      <w:t>2026-01-28</w:t>
       <w:br/>
       <w:br/>
     </w:r>

--- a/tillsyn/A 50427-2025 tillsynsbegäran.docx
+++ b/tillsyn/A 50427-2025 tillsynsbegäran.docx
@@ -680,7 +680,7 @@
     <w:r>
       <w:tab/>
       <w:tab/>
-      <w:t>2026-02-22</w:t>
+      <w:t>2026-02-23</w:t>
       <w:br/>
       <w:br/>
     </w:r>

--- a/tillsyn/A 50427-2025 tillsynsbegäran.docx
+++ b/tillsyn/A 50427-2025 tillsynsbegäran.docx
@@ -680,7 +680,7 @@
     <w:r>
       <w:tab/>
       <w:tab/>
-      <w:t>2026-02-23</w:t>
+      <w:t>2026-02-24</w:t>
       <w:br/>
       <w:br/>
     </w:r>

--- a/tillsyn/A 50427-2025 tillsynsbegäran.docx
+++ b/tillsyn/A 50427-2025 tillsynsbegäran.docx
@@ -680,7 +680,7 @@
     <w:r>
       <w:tab/>
       <w:tab/>
-      <w:t>2026-02-24</w:t>
+      <w:t>2026-02-25</w:t>
       <w:br/>
       <w:br/>
     </w:r>

--- a/tillsyn/A 50427-2025 tillsynsbegäran.docx
+++ b/tillsyn/A 50427-2025 tillsynsbegäran.docx
@@ -680,7 +680,7 @@
     <w:r>
       <w:tab/>
       <w:tab/>
-      <w:t>2026-02-25</w:t>
+      <w:t>2026-02-26</w:t>
       <w:br/>
       <w:br/>
     </w:r>

--- a/tillsyn/A 50427-2025 tillsynsbegäran.docx
+++ b/tillsyn/A 50427-2025 tillsynsbegäran.docx
@@ -680,7 +680,7 @@
     <w:r>
       <w:tab/>
       <w:tab/>
-      <w:t>2026-02-26</w:t>
+      <w:t>2026-02-28</w:t>
       <w:br/>
       <w:br/>
     </w:r>

--- a/tillsyn/A 50427-2025 tillsynsbegäran.docx
+++ b/tillsyn/A 50427-2025 tillsynsbegäran.docx
@@ -680,7 +680,7 @@
     <w:r>
       <w:tab/>
       <w:tab/>
-      <w:t>2026-02-28</w:t>
+      <w:t>2026-03-01</w:t>
       <w:br/>
       <w:br/>
     </w:r>

--- a/tillsyn/A 50427-2025 tillsynsbegäran.docx
+++ b/tillsyn/A 50427-2025 tillsynsbegäran.docx
@@ -680,7 +680,7 @@
     <w:r>
       <w:tab/>
       <w:tab/>
-      <w:t>2026-03-01</w:t>
+      <w:t>2026-03-02</w:t>
       <w:br/>
       <w:br/>
     </w:r>

--- a/tillsyn/A 50427-2025 tillsynsbegäran.docx
+++ b/tillsyn/A 50427-2025 tillsynsbegäran.docx
@@ -680,7 +680,7 @@
     <w:r>
       <w:tab/>
       <w:tab/>
-      <w:t>2026-03-02</w:t>
+      <w:t>2026-03-03</w:t>
       <w:br/>
       <w:br/>
     </w:r>

--- a/tillsyn/A 50427-2025 tillsynsbegäran.docx
+++ b/tillsyn/A 50427-2025 tillsynsbegäran.docx
@@ -680,7 +680,7 @@
     <w:r>
       <w:tab/>
       <w:tab/>
-      <w:t>2026-03-03</w:t>
+      <w:t>2026-03-04</w:t>
       <w:br/>
       <w:br/>
     </w:r>

--- a/tillsyn/A 50427-2025 tillsynsbegäran.docx
+++ b/tillsyn/A 50427-2025 tillsynsbegäran.docx
@@ -680,7 +680,7 @@
     <w:r>
       <w:tab/>
       <w:tab/>
-      <w:t>2026-03-04</w:t>
+      <w:t>2026-03-05</w:t>
       <w:br/>
       <w:br/>
     </w:r>

--- a/tillsyn/A 50427-2025 tillsynsbegäran.docx
+++ b/tillsyn/A 50427-2025 tillsynsbegäran.docx
@@ -680,7 +680,7 @@
     <w:r>
       <w:tab/>
       <w:tab/>
-      <w:t>2026-03-05</w:t>
+      <w:t>2026-03-06</w:t>
       <w:br/>
       <w:br/>
     </w:r>

--- a/tillsyn/A 50427-2025 tillsynsbegäran.docx
+++ b/tillsyn/A 50427-2025 tillsynsbegäran.docx
@@ -680,7 +680,7 @@
     <w:r>
       <w:tab/>
       <w:tab/>
-      <w:t>2026-03-06</w:t>
+      <w:t>2026-03-07</w:t>
       <w:br/>
       <w:br/>
     </w:r>

--- a/tillsyn/A 50427-2025 tillsynsbegäran.docx
+++ b/tillsyn/A 50427-2025 tillsynsbegäran.docx
@@ -680,7 +680,7 @@
     <w:r>
       <w:tab/>
       <w:tab/>
-      <w:t>2026-03-07</w:t>
+      <w:t>2026-03-08</w:t>
       <w:br/>
       <w:br/>
     </w:r>

--- a/tillsyn/A 50427-2025 tillsynsbegäran.docx
+++ b/tillsyn/A 50427-2025 tillsynsbegäran.docx
@@ -680,7 +680,7 @@
     <w:r>
       <w:tab/>
       <w:tab/>
-      <w:t>2026-03-08</w:t>
+      <w:t>2026-03-09</w:t>
       <w:br/>
       <w:br/>
     </w:r>

--- a/tillsyn/A 50427-2025 tillsynsbegäran.docx
+++ b/tillsyn/A 50427-2025 tillsynsbegäran.docx
@@ -680,7 +680,7 @@
     <w:r>
       <w:tab/>
       <w:tab/>
-      <w:t>2026-03-09</w:t>
+      <w:t>2026-03-10</w:t>
       <w:br/>
       <w:br/>
     </w:r>

--- a/tillsyn/A 50427-2025 tillsynsbegäran.docx
+++ b/tillsyn/A 50427-2025 tillsynsbegäran.docx
@@ -185,7 +185,7 @@
         <w:t>Spillkråka (NT, §4)</w:t>
       </w:r>
       <w:r>
-        <w:t xml:space="preserve"> är rödlistad som nära hotad och ingår i bilaga 1 i EU:s fågeldirektiv. Den minskar i population på grund av minskad tillgång på lämpliga bo- och födoträd och minskad födotillgång. Spillkråkans minskningstakt har uppgått till 19 (24–10) % under de senaste 15 åren. Minskningstakten för den svenska populationen bedöms vara nära gränsvärdet för Sårbar (VU) (A2bc). Skogsbruk med korta omloppstider och täta, homogena ungskogar utgör det största hotet. Spillkråka är typisk art för </w:t>
+        <w:t xml:space="preserve"> är rödlistad som nära hotad och ingår i bilaga 1 i EU:s fågeldirektiv. Den minskar i population på grund av minskad tillgång på lämpliga bo- och födoträd och minskad födotillgång. Spillkråkans minskningstakt har uppgått till 19 (24–10) % under de senaste 15 åren och bedöms vara nära gränsvärdet för Sårbar (VU) (A2bc). Spillkråka är en nyckelart i skogliga miljöer vars övergivna bohål utnyttjas av flera andra hålhäckande fågelarter och fladdermöss. Den behöver grova träd, främst tall, asp och bok som boträd. Skogsbruk med korta omloppstider och täta, homogena ungskogar utgör det största hotet. Spillkråka är typisk art för </w:t>
       </w:r>
       <w:r>
         <w:rPr>
@@ -203,7 +203,7 @@
         <w:t xml:space="preserve"> 9740 Skogsbevuxen myr </w:t>
       </w:r>
       <w:r>
-        <w:t>(SLU Artdatabanken, 2023).</w:t>
+        <w:t>(SLU Artdatabanken, 2025; Skogsstyrelsen 2016).</w:t>
       </w:r>
     </w:p>
     <w:p>
@@ -268,7 +268,7 @@
     </w:p>
     <w:p>
       <w:r>
-        <w:t>Arten behöver lämpliga skogsbestånd om sammanlagt minst 25 hektar. Den är mycket stationär inom sitt revir och när ett par etablerat sig stannar de så länge miljön är intakt. Den undviker öppen mark och förﬂyttar sig sällan över större öppna myrar eller åkermark, och är därför känslig för fragmentering. Järpen överlever inte om dess livsmiljö kalavverkas och är även känslig för röjning, gallring och avverkning där unga granar och lövträd inte sparas i tillräcklig omfattning. Minskningstakten för den svenska populationen bedöms vara nära gränsvärdet för Sårbar (VU). (A2b)  (SLU Artdatabanken, 2022).</w:t>
+        <w:t>Arten behöver lämpliga skogsbestånd om sammanlagt minst 25 hektar. Den är mycket stationär inom sitt revir och när ett par etablerat sig stannar de så länge miljön är intakt. Den undviker öppen mark och förﬂyttar sig sällan över större öppna myrar eller åkermark, och är därför känslig för fragmentering. Järpen överlever inte om dess livsmiljö kalavverkas och är även känslig för röjning, gallring och avverkning där unga granar och lövträd inte sparas i tillräcklig omfattning. Minskningstakten för den svenska populationen bedöms vara nära gränsvärdet för Sårbar (VU). (A2b) (SLU Artdatabanken, 2022).</w:t>
       </w:r>
     </w:p>
     <w:p>
@@ -321,7 +321,7 @@
         <w:t xml:space="preserve"> 9740 Skogsbevuxen myr</w:t>
       </w:r>
       <w:r>
-        <w:t xml:space="preserve"> och ingår i bilaga 1 i EU:s fågeldirektiv. Spillkråka lever i både barr- och blandskog liksom i ren lövskog. De tätaste populationerna tenderar att finnas i äldre, variationsrik blandskog med gott om död ved och gamla träd.</w:t>
+        <w:t xml:space="preserve"> och ingår i bilaga 1 i EU:s fågeldirektiv. Spillkråka lever i både barr- och blandskog liksom i ren lövskog. De tätaste populationerna tenderar att finnas i äldre, variationsrik blandskog med gott om död ved och gamla träd. Spillkråka är en nyckelart i skogliga miljöer vars övergivna bohål utnyttjas av flera andra hålhäckande fågelarter och fladdermöss (SLU Artdatabanken, 2023; Skogsstyrelsen 2016).</w:t>
       </w:r>
     </w:p>
     <w:p>
@@ -339,7 +339,21 @@
     </w:p>
     <w:p>
       <w:r>
-        <w:t xml:space="preserve">SLU Artdatabanken, 2021. </w:t>
+        <w:t xml:space="preserve">Skogsstyrelsen, 2016. </w:t>
+      </w:r>
+      <w:r>
+        <w:rPr>
+          <w:i/>
+        </w:rPr>
+        <w:t xml:space="preserve">Vägledning för hänsyn till spillkråka. </w:t>
+      </w:r>
+      <w:r>
+        <w:t>Vägledningar och kunskapsstöd artskydd – Skogsstyrelsen.</w:t>
+      </w:r>
+    </w:p>
+    <w:p>
+      <w:r>
+        <w:t xml:space="preserve">SLU Artdatabanken, 2023. </w:t>
       </w:r>
       <w:r>
         <w:rPr>
@@ -680,7 +694,7 @@
     <w:r>
       <w:tab/>
       <w:tab/>
-      <w:t>2026-03-10</w:t>
+      <w:t>2026-03-11</w:t>
       <w:br/>
       <w:br/>
     </w:r>

--- a/tillsyn/A 50427-2025 tillsynsbegäran.docx
+++ b/tillsyn/A 50427-2025 tillsynsbegäran.docx
@@ -694,7 +694,7 @@
     <w:r>
       <w:tab/>
       <w:tab/>
-      <w:t>2026-03-11</w:t>
+      <w:t>2026-03-12</w:t>
       <w:br/>
       <w:br/>
     </w:r>

--- a/tillsyn/A 50427-2025 tillsynsbegäran.docx
+++ b/tillsyn/A 50427-2025 tillsynsbegäran.docx
@@ -694,7 +694,7 @@
     <w:r>
       <w:tab/>
       <w:tab/>
-      <w:t>2026-03-12</w:t>
+      <w:t>2026-03-13</w:t>
       <w:br/>
       <w:br/>
     </w:r>
